--- a/data/sravnenie_3_servisov.docx
+++ b/data/sravnenie_3_servisov.docx
@@ -110,7 +110,7 @@
           </w:tcPr>
           <w:p>
             <w:r>
-              <w:t>Записка: слабый</w:t>
+              <w:t>Выбранный кейс: слабый</w:t>
             </w:r>
           </w:p>
         </w:tc>
@@ -162,7 +162,7 @@
           </w:tcPr>
           <w:p>
             <w:r>
-              <w:t>Записка: улучшенный</w:t>
+              <w:t>Выбранный кейс: улучшенный</w:t>
             </w:r>
           </w:p>
         </w:tc>
@@ -266,7 +266,7 @@
           </w:tcPr>
           <w:p>
             <w:r>
-              <w:t>Записка: слабый</w:t>
+              <w:t>Выбранный кейс: слабый</w:t>
             </w:r>
           </w:p>
         </w:tc>
@@ -318,7 +318,7 @@
           </w:tcPr>
           <w:p>
             <w:r>
-              <w:t>Записка: улучшенный</w:t>
+              <w:t>Выбранный кейс: улучшенный</w:t>
             </w:r>
           </w:p>
         </w:tc>
@@ -422,7 +422,7 @@
           </w:tcPr>
           <w:p>
             <w:r>
-              <w:t>Записка: слабый</w:t>
+              <w:t>Выбранный кейс: слабый</w:t>
             </w:r>
           </w:p>
         </w:tc>
@@ -474,7 +474,7 @@
           </w:tcPr>
           <w:p>
             <w:r>
-              <w:t>Записка: улучшенный</w:t>
+              <w:t>Выбранный кейс: улучшенный</w:t>
             </w:r>
           </w:p>
         </w:tc>
